--- a/pr-preview/pr-69/chapters/11-why-model.docx
+++ b/pr-preview/pr-69/chapters/11-why-model.docx
@@ -3305,30 +3305,32 @@
                 <m:t>−</m:t>
               </m:r>
               <m:r>
+                <m:rPr>
+                  <m:nor/>
+                  <m:sty m:val="p"/>
+                </m:rPr>
                 <m:t>E</m:t>
               </m:r>
-              <m:r>
-                <m:rPr>
-                  <m:sty m:val="p"/>
-                </m:rPr>
-                <m:t>[</m:t>
-              </m:r>
-              <m:acc>
-                <m:accPr>
-                  <m:chr m:val="̂"/>
-                </m:accPr>
+              <m:d>
+                <m:dPr>
+                  <m:begChr m:val="["/>
+                  <m:sepChr m:val=""/>
+                  <m:endChr m:val="]"/>
+                  <m:grow/>
+                </m:dPr>
                 <m:e>
-                  <m:r>
-                    <m:t>θ</m:t>
-                  </m:r>
+                  <m:acc>
+                    <m:accPr>
+                      <m:chr m:val="̂"/>
+                    </m:accPr>
+                    <m:e>
+                      <m:r>
+                        <m:t>θ</m:t>
+                      </m:r>
+                    </m:e>
+                  </m:acc>
                 </m:e>
-              </m:acc>
-              <m:r>
-                <m:rPr>
-                  <m:sty m:val="p"/>
-                </m:rPr>
-                <m:t>]</m:t>
-              </m:r>
+              </m:d>
               <m:sSup>
                 <m:e>
                   <m:r>

--- a/pr-preview/pr-69/chapters/11-why-model.docx
+++ b/pr-preview/pr-69/chapters/11-why-model.docx
@@ -1662,43 +1662,45 @@
                 </m:accPr>
                 <m:e>
                   <m:r>
+                    <m:rPr>
+                      <m:nor/>
+                      <m:sty m:val="p"/>
+                    </m:rPr>
                     <m:t>E</m:t>
                   </m:r>
                 </m:e>
               </m:acc>
-              <m:r>
-                <m:rPr>
-                  <m:sty m:val="p"/>
-                </m:rPr>
-                <m:t>[</m:t>
-              </m:r>
-              <m:r>
-                <m:t>Y</m:t>
-              </m:r>
-              <m:r>
-                <m:rPr>
-                  <m:sty m:val="p"/>
-                </m:rPr>
-                <m:t>|</m:t>
-              </m:r>
-              <m:r>
-                <m:t>A</m:t>
-              </m:r>
-              <m:r>
-                <m:rPr>
-                  <m:sty m:val="p"/>
-                </m:rPr>
-                <m:t>=</m:t>
-              </m:r>
-              <m:r>
-                <m:t>90</m:t>
-              </m:r>
-              <m:r>
-                <m:rPr>
-                  <m:sty m:val="p"/>
-                </m:rPr>
-                <m:t>]</m:t>
-              </m:r>
+              <m:d>
+                <m:dPr>
+                  <m:begChr m:val="["/>
+                  <m:sepChr m:val=""/>
+                  <m:endChr m:val="]"/>
+                  <m:grow/>
+                </m:dPr>
+                <m:e>
+                  <m:r>
+                    <m:t>Y</m:t>
+                  </m:r>
+                  <m:r>
+                    <m:rPr>
+                      <m:sty m:val="p"/>
+                    </m:rPr>
+                    <m:t>|</m:t>
+                  </m:r>
+                  <m:r>
+                    <m:t>A</m:t>
+                  </m:r>
+                  <m:r>
+                    <m:rPr>
+                      <m:sty m:val="p"/>
+                    </m:rPr>
+                    <m:t>=</m:t>
+                  </m:r>
+                  <m:r>
+                    <m:t>90</m:t>
+                  </m:r>
+                </m:e>
+              </m:d>
               <m:r>
                 <m:rPr>
                   <m:sty m:val="p"/>
@@ -2688,43 +2690,45 @@
             </m:accPr>
             <m:e>
               <m:r>
+                <m:rPr>
+                  <m:nor/>
+                  <m:sty m:val="p"/>
+                </m:rPr>
                 <m:t>E</m:t>
               </m:r>
             </m:e>
           </m:acc>
-          <m:r>
-            <m:rPr>
-              <m:sty m:val="p"/>
-            </m:rPr>
-            <m:t>[</m:t>
-          </m:r>
-          <m:r>
-            <m:t>Y</m:t>
-          </m:r>
-          <m:r>
-            <m:rPr>
-              <m:sty m:val="p"/>
-            </m:rPr>
-            <m:t>|</m:t>
-          </m:r>
-          <m:r>
-            <m:t>A</m:t>
-          </m:r>
-          <m:r>
-            <m:rPr>
-              <m:sty m:val="p"/>
-            </m:rPr>
-            <m:t>=</m:t>
-          </m:r>
-          <m:r>
-            <m:t>a</m:t>
-          </m:r>
-          <m:r>
-            <m:rPr>
-              <m:sty m:val="p"/>
-            </m:rPr>
-            <m:t>]</m:t>
-          </m:r>
+          <m:d>
+            <m:dPr>
+              <m:begChr m:val="["/>
+              <m:sepChr m:val=""/>
+              <m:endChr m:val="]"/>
+              <m:grow/>
+            </m:dPr>
+            <m:e>
+              <m:r>
+                <m:t>Y</m:t>
+              </m:r>
+              <m:r>
+                <m:rPr>
+                  <m:sty m:val="p"/>
+                </m:rPr>
+                <m:t>|</m:t>
+              </m:r>
+              <m:r>
+                <m:t>A</m:t>
+              </m:r>
+              <m:r>
+                <m:rPr>
+                  <m:sty m:val="p"/>
+                </m:rPr>
+                <m:t>=</m:t>
+              </m:r>
+              <m:r>
+                <m:t>a</m:t>
+              </m:r>
+            </m:e>
+          </m:d>
           <m:r>
             <m:rPr>
               <m:sty m:val="p"/>
